--- a/barlow/docs/finesst_proposal_basic_rationale.docx
+++ b/barlow/docs/finesst_proposal_basic_rationale.docx
@@ -708,7 +708,7 @@
           <w:b w:val="0"/>
           <w:i w:val="0"/>
         </w:rPr>
-        <w:t xml:space="preserve"> NASA data (ATM lidar) being revived; (2) the methods transfer to NASA missions (ICESat-2, NISAR elevation records); (3) the MDVs are NASA's canonical planetary-analog terrain; (4) the FI development itself matches the Division's open-science goals. If a reviewer rejects one leg, three remain.</w:t>
+        <w:t xml:space="preserve"> NASA data (ATM LiDAR) being revived; (2) the methods transfer to NASA missions (ICESat-2, NISAR elevation records); (3) the MDVs are NASA's canonical planetary-analog terrain; (4) the FI development itself matches the Division's open-science goals. If a reviewer rejects one leg, three remain.</w:t>
       </w:r>
     </w:p>
     <w:p>
